--- a/public/documents/legal/lead-personal-data-consent-v1.docx
+++ b/public/documents/legal/lead-personal-data-consent-v1.docx
@@ -9,70 +9,74 @@
           <w:rFonts w:ascii="Garamond" w:hAnsi="Garamond"/>
         </w:rPr>
       </w:pPr>
+      <w:r>
+        <w:rPr>
+          <w:rFonts w:ascii="Garamond" w:hAnsi="Garamond"/>
+          <w:b/>
+          <w:bCs/>
+        </w:rPr>
+        <w:t>ДЕКЛАРАЦИЯ-СЪГЛАСИЕ ЗА ОБРАБОТВАНЕ НА ЛИЧНИ ДАННИ</w:t>
+      </w:r>
+    </w:p>
+    <w:p>
+      <w:pPr>
+        <w:jc w:val="both"/>
+        <w:rPr>
+          <w:rFonts w:ascii="Garamond" w:hAnsi="Garamond"/>
+        </w:rPr>
+      </w:pPr>
+      <w:r>
+        <w:rPr>
+          <w:rFonts w:ascii="Garamond" w:hAnsi="Garamond"/>
+          <w:b/>
+          <w:bCs/>
+        </w:rPr>
+        <w:t>С поставянето на отметка в полет</w:t>
+      </w:r>
+      <w:r>
+        <w:rPr>
+          <w:rFonts w:ascii="Garamond" w:hAnsi="Garamond"/>
+          <w:b/>
+          <w:bCs/>
+        </w:rPr>
+        <w:t>о „Съгласен съм“ в уебсайт creditzona.bg</w:t>
+      </w:r>
+      <w:r>
+        <w:rPr>
+          <w:rFonts w:ascii="Garamond" w:hAnsi="Garamond"/>
+          <w:b/>
+          <w:bCs/>
+        </w:rPr>
+        <w:t>, Вие, в качеството си на субект на данни, декларирате, че сте информиран/а и давате своето свободно, конкретно и недвусмислено съгласие Администраторът да обработва личните Ви данни съгласно условията, посочени по-долу.</w:t>
+      </w:r>
+    </w:p>
+    <w:p>
+      <w:pPr>
+        <w:jc w:val="both"/>
+        <w:rPr>
+          <w:rFonts w:ascii="Garamond" w:hAnsi="Garamond"/>
+          <w:color w:val="FF0000"/>
+        </w:rPr>
+      </w:pPr>
+      <w:r>
+        <w:rPr>
+          <w:rFonts w:ascii="Garamond" w:hAnsi="Garamond"/>
+        </w:rPr>
+        <w:t xml:space="preserve">Долуподписаният/ата, </w:t>
+      </w:r>
+      <w:r>
+        <w:rPr>
+          <w:rFonts w:ascii="Garamond" w:hAnsi="Garamond"/>
+          <w:color w:val="FF0000"/>
+        </w:rPr>
+        <w:t>данни взети от първоначалното запитване на клиент,</w:t>
+      </w:r>
       <w:bookmarkStart w:id="0" w:name="_GoBack"/>
-      <w:r>
-        <w:rPr>
-          <w:rFonts w:ascii="Garamond" w:hAnsi="Garamond"/>
-          <w:b/>
-          <w:bCs/>
-        </w:rPr>
-        <w:t>ДЕКЛАРАЦИЯ-СЪГЛАСИЕ ЗА ОБРАБОТВАНЕ НА ЛИЧНИ ДАННИ</w:t>
-      </w:r>
-    </w:p>
-    <w:p>
-      <w:pPr>
-        <w:rPr>
-          <w:rFonts w:ascii="Garamond" w:hAnsi="Garamond"/>
-        </w:rPr>
-      </w:pPr>
-      <w:r>
-        <w:rPr>
-          <w:rFonts w:ascii="Garamond" w:hAnsi="Garamond"/>
-          <w:b/>
-          <w:bCs/>
-        </w:rPr>
-        <w:t>С поставянето на отметка в полет</w:t>
-      </w:r>
-      <w:r>
-        <w:rPr>
-          <w:rFonts w:ascii="Garamond" w:hAnsi="Garamond"/>
-          <w:b/>
-          <w:bCs/>
-        </w:rPr>
-        <w:t>о „Съгласен съм“ в уебсайт creditzona.bg</w:t>
-      </w:r>
-      <w:r>
-        <w:rPr>
-          <w:rFonts w:ascii="Garamond" w:hAnsi="Garamond"/>
-          <w:b/>
-          <w:bCs/>
-        </w:rPr>
-        <w:t>, Вие, в качеството си на субект на данни, декларирате, че сте информиран/а и давате своето свободно, конкретно и недвусмислено съгласие Администраторът да обработва личните Ви данни съгласно условията, посочени по-долу.</w:t>
-      </w:r>
-    </w:p>
-    <w:p>
-      <w:pPr>
-        <w:rPr>
-          <w:rFonts w:ascii="Garamond" w:hAnsi="Garamond"/>
-          <w:color w:val="FF0000"/>
-        </w:rPr>
-      </w:pPr>
-      <w:r>
-        <w:rPr>
-          <w:rFonts w:ascii="Garamond" w:hAnsi="Garamond"/>
-        </w:rPr>
-        <w:t xml:space="preserve">Долуподписаният/ата, </w:t>
-      </w:r>
-      <w:r>
-        <w:rPr>
-          <w:rFonts w:ascii="Garamond" w:hAnsi="Garamond"/>
-          <w:color w:val="FF0000"/>
-        </w:rPr>
-        <w:t>данни взети от първоначалното запитване на клиент,</w:t>
-      </w:r>
-    </w:p>
-    <w:p>
-      <w:pPr>
+      <w:bookmarkEnd w:id="0"/>
+    </w:p>
+    <w:p>
+      <w:pPr>
+        <w:jc w:val="both"/>
         <w:rPr>
           <w:rFonts w:ascii="Garamond" w:hAnsi="Garamond"/>
         </w:rPr>
@@ -106,6 +110,7 @@
     </w:p>
     <w:p>
       <w:pPr>
+        <w:jc w:val="both"/>
         <w:rPr>
           <w:rFonts w:ascii="Garamond" w:hAnsi="Garamond"/>
         </w:rPr>
@@ -127,22 +132,86 @@
           <w:rFonts w:ascii="Garamond" w:hAnsi="Garamond"/>
           <w:b/>
           <w:bCs/>
-          <w:highlight w:val="yellow"/>
-        </w:rPr>
-        <w:t>„________________________ ЕООД</w:t>
-      </w:r>
-      <w:r>
-        <w:rPr>
-          <w:rFonts w:ascii="Garamond" w:hAnsi="Garamond"/>
-          <w:highlight w:val="yellow"/>
-        </w:rPr>
-        <w:t>, ЕИК _______________, със седалище и адрес на управление: ____________________________________, тел.: _______________, имейл: _______________</w:t>
-      </w:r>
-      <w:r>
-        <w:rPr>
-          <w:rFonts w:ascii="Garamond" w:hAnsi="Garamond"/>
-        </w:rPr>
-        <w:t xml:space="preserve"> (наричано по-долу </w:t>
+        </w:rPr>
+        <w:t>"</w:t>
+      </w:r>
+      <w:proofErr w:type="spellStart"/>
+      <w:r>
+        <w:rPr>
+          <w:rFonts w:ascii="Garamond" w:hAnsi="Garamond"/>
+          <w:b/>
+          <w:bCs/>
+        </w:rPr>
+        <w:t>РеКредо</w:t>
+      </w:r>
+      <w:proofErr w:type="spellEnd"/>
+      <w:r>
+        <w:rPr>
+          <w:rFonts w:ascii="Garamond" w:hAnsi="Garamond"/>
+          <w:b/>
+          <w:bCs/>
+        </w:rPr>
+        <w:t xml:space="preserve"> Консулт" ДПК с ЕИК 208669746, със седалище и адрес на управление в гр. Пловдив, р-н Северен, ул. "Полковник Сава </w:t>
+      </w:r>
+      <w:proofErr w:type="spellStart"/>
+      <w:r>
+        <w:rPr>
+          <w:rFonts w:ascii="Garamond" w:hAnsi="Garamond"/>
+          <w:b/>
+          <w:bCs/>
+        </w:rPr>
+        <w:t>Муткуров</w:t>
+      </w:r>
+      <w:proofErr w:type="spellEnd"/>
+      <w:r>
+        <w:rPr>
+          <w:rFonts w:ascii="Garamond" w:hAnsi="Garamond"/>
+          <w:b/>
+          <w:bCs/>
+        </w:rPr>
+        <w:t xml:space="preserve">" № 30, </w:t>
+      </w:r>
+      <w:proofErr w:type="spellStart"/>
+      <w:r>
+        <w:rPr>
+          <w:rFonts w:ascii="Garamond" w:hAnsi="Garamond"/>
+          <w:b/>
+          <w:bCs/>
+        </w:rPr>
+        <w:t>ет</w:t>
+      </w:r>
+      <w:proofErr w:type="spellEnd"/>
+      <w:r>
+        <w:rPr>
+          <w:rFonts w:ascii="Garamond" w:hAnsi="Garamond"/>
+          <w:b/>
+          <w:bCs/>
+        </w:rPr>
+        <w:t xml:space="preserve"> 1, </w:t>
+      </w:r>
+      <w:proofErr w:type="spellStart"/>
+      <w:r>
+        <w:rPr>
+          <w:rFonts w:ascii="Garamond" w:hAnsi="Garamond"/>
+          <w:b/>
+          <w:bCs/>
+        </w:rPr>
+        <w:t>оф</w:t>
+      </w:r>
+      <w:proofErr w:type="spellEnd"/>
+      <w:r>
+        <w:rPr>
+          <w:rFonts w:ascii="Garamond" w:hAnsi="Garamond"/>
+          <w:b/>
+          <w:bCs/>
+        </w:rPr>
+        <w:t xml:space="preserve">. 2 </w:t>
+      </w:r>
+      <w:r>
+        <w:rPr>
+          <w:rFonts w:ascii="Garamond" w:hAnsi="Garamond"/>
+        </w:rPr>
+        <w:t>(наричано по-долу </w:t>
       </w:r>
       <w:r>
         <w:rPr>
@@ -161,6 +230,7 @@
     </w:p>
     <w:p>
       <w:pPr>
+        <w:jc w:val="both"/>
         <w:rPr>
           <w:rFonts w:ascii="Garamond" w:hAnsi="Garamond"/>
         </w:rPr>
@@ -176,6 +246,7 @@
     </w:p>
     <w:p>
       <w:pPr>
+        <w:jc w:val="both"/>
         <w:rPr>
           <w:rFonts w:ascii="Garamond" w:hAnsi="Garamond"/>
         </w:rPr>
@@ -197,6 +268,7 @@
     </w:p>
     <w:p>
       <w:pPr>
+        <w:jc w:val="both"/>
         <w:rPr>
           <w:rFonts w:ascii="Garamond" w:hAnsi="Garamond"/>
         </w:rPr>
@@ -216,6 +288,7 @@
           <w:ilvl w:val="0"/>
           <w:numId w:val="4"/>
         </w:numPr>
+        <w:jc w:val="both"/>
         <w:rPr>
           <w:rFonts w:ascii="Garamond" w:hAnsi="Garamond"/>
         </w:rPr>
@@ -241,6 +314,7 @@
           <w:ilvl w:val="0"/>
           <w:numId w:val="4"/>
         </w:numPr>
+        <w:jc w:val="both"/>
         <w:rPr>
           <w:rFonts w:ascii="Garamond" w:hAnsi="Garamond"/>
         </w:rPr>
@@ -266,6 +340,7 @@
           <w:ilvl w:val="0"/>
           <w:numId w:val="4"/>
         </w:numPr>
+        <w:jc w:val="both"/>
         <w:rPr>
           <w:rFonts w:ascii="Garamond" w:hAnsi="Garamond"/>
         </w:rPr>
@@ -291,6 +366,7 @@
           <w:ilvl w:val="0"/>
           <w:numId w:val="4"/>
         </w:numPr>
+        <w:jc w:val="both"/>
         <w:rPr>
           <w:rFonts w:ascii="Garamond" w:hAnsi="Garamond"/>
         </w:rPr>
@@ -312,6 +388,7 @@
     </w:p>
     <w:p>
       <w:pPr>
+        <w:jc w:val="both"/>
         <w:rPr>
           <w:rFonts w:ascii="Garamond" w:hAnsi="Garamond"/>
         </w:rPr>
@@ -384,6 +461,7 @@
           </w:tcPr>
           <w:p>
             <w:pPr>
+              <w:jc w:val="both"/>
               <w:rPr>
                 <w:rFonts w:ascii="Garamond" w:hAnsi="Garamond"/>
               </w:rPr>
@@ -410,6 +488,7 @@
           </w:tcPr>
           <w:p>
             <w:pPr>
+              <w:jc w:val="both"/>
               <w:rPr>
                 <w:rFonts w:ascii="Garamond" w:hAnsi="Garamond"/>
                 <w:b/>
@@ -448,6 +527,7 @@
           </w:tcPr>
           <w:p>
             <w:pPr>
+              <w:jc w:val="both"/>
               <w:rPr>
                 <w:rFonts w:ascii="Garamond" w:hAnsi="Garamond"/>
                 <w:b/>
@@ -476,6 +556,7 @@
           </w:tcPr>
           <w:p>
             <w:pPr>
+              <w:jc w:val="both"/>
               <w:rPr>
                 <w:rFonts w:ascii="Garamond" w:hAnsi="Garamond"/>
               </w:rPr>
@@ -510,6 +591,7 @@
           </w:tcPr>
           <w:p>
             <w:pPr>
+              <w:jc w:val="both"/>
               <w:rPr>
                 <w:rFonts w:ascii="Garamond" w:hAnsi="Garamond"/>
               </w:rPr>
@@ -536,6 +618,7 @@
           </w:tcPr>
           <w:p>
             <w:pPr>
+              <w:jc w:val="both"/>
               <w:rPr>
                 <w:rFonts w:ascii="Garamond" w:hAnsi="Garamond"/>
               </w:rPr>
@@ -570,6 +653,7 @@
           </w:tcPr>
           <w:p>
             <w:pPr>
+              <w:jc w:val="both"/>
               <w:rPr>
                 <w:rFonts w:ascii="Garamond" w:hAnsi="Garamond"/>
               </w:rPr>
@@ -596,6 +680,7 @@
           </w:tcPr>
           <w:p>
             <w:pPr>
+              <w:jc w:val="both"/>
               <w:rPr>
                 <w:rFonts w:ascii="Garamond" w:hAnsi="Garamond"/>
               </w:rPr>
@@ -612,6 +697,7 @@
     </w:tbl>
     <w:p>
       <w:pPr>
+        <w:jc w:val="both"/>
         <w:rPr>
           <w:rFonts w:ascii="Garamond" w:hAnsi="Garamond"/>
         </w:rPr>
@@ -631,6 +717,7 @@
           <w:ilvl w:val="0"/>
           <w:numId w:val="5"/>
         </w:numPr>
+        <w:jc w:val="both"/>
         <w:rPr>
           <w:rFonts w:ascii="Garamond" w:hAnsi="Garamond"/>
         </w:rPr>
@@ -648,6 +735,7 @@
           <w:ilvl w:val="0"/>
           <w:numId w:val="5"/>
         </w:numPr>
+        <w:jc w:val="both"/>
         <w:rPr>
           <w:rFonts w:ascii="Garamond" w:hAnsi="Garamond"/>
         </w:rPr>
@@ -665,6 +753,7 @@
           <w:ilvl w:val="0"/>
           <w:numId w:val="5"/>
         </w:numPr>
+        <w:jc w:val="both"/>
         <w:rPr>
           <w:rFonts w:ascii="Garamond" w:hAnsi="Garamond"/>
         </w:rPr>
@@ -679,6 +768,7 @@
     </w:p>
     <w:p>
       <w:pPr>
+        <w:jc w:val="both"/>
         <w:rPr>
           <w:rFonts w:ascii="Garamond" w:hAnsi="Garamond"/>
         </w:rPr>
@@ -700,6 +790,7 @@
     </w:p>
     <w:p>
       <w:pPr>
+        <w:jc w:val="both"/>
         <w:rPr>
           <w:rFonts w:ascii="Garamond" w:hAnsi="Garamond"/>
         </w:rPr>
@@ -719,6 +810,7 @@
           <w:ilvl w:val="0"/>
           <w:numId w:val="6"/>
         </w:numPr>
+        <w:jc w:val="both"/>
         <w:rPr>
           <w:rFonts w:ascii="Garamond" w:hAnsi="Garamond"/>
         </w:rPr>
@@ -744,6 +836,7 @@
           <w:ilvl w:val="0"/>
           <w:numId w:val="6"/>
         </w:numPr>
+        <w:jc w:val="both"/>
         <w:rPr>
           <w:rFonts w:ascii="Garamond" w:hAnsi="Garamond"/>
         </w:rPr>
@@ -769,6 +862,7 @@
           <w:ilvl w:val="0"/>
           <w:numId w:val="6"/>
         </w:numPr>
+        <w:jc w:val="both"/>
         <w:rPr>
           <w:rFonts w:ascii="Garamond" w:hAnsi="Garamond"/>
         </w:rPr>
@@ -794,6 +888,7 @@
           <w:ilvl w:val="0"/>
           <w:numId w:val="6"/>
         </w:numPr>
+        <w:jc w:val="both"/>
         <w:rPr>
           <w:rFonts w:ascii="Garamond" w:hAnsi="Garamond"/>
         </w:rPr>
@@ -813,6 +908,7 @@
           <w:ilvl w:val="0"/>
           <w:numId w:val="6"/>
         </w:numPr>
+        <w:jc w:val="both"/>
         <w:rPr>
           <w:rFonts w:ascii="Garamond" w:hAnsi="Garamond"/>
         </w:rPr>
@@ -832,6 +928,7 @@
           <w:ilvl w:val="0"/>
           <w:numId w:val="6"/>
         </w:numPr>
+        <w:jc w:val="both"/>
         <w:rPr>
           <w:rFonts w:ascii="Garamond" w:hAnsi="Garamond"/>
         </w:rPr>
@@ -857,6 +954,7 @@
           <w:ilvl w:val="0"/>
           <w:numId w:val="6"/>
         </w:numPr>
+        <w:jc w:val="both"/>
         <w:rPr>
           <w:rFonts w:ascii="Garamond" w:hAnsi="Garamond"/>
         </w:rPr>
@@ -882,6 +980,7 @@
           <w:ilvl w:val="0"/>
           <w:numId w:val="6"/>
         </w:numPr>
+        <w:jc w:val="both"/>
         <w:rPr>
           <w:rFonts w:ascii="Garamond" w:hAnsi="Garamond"/>
         </w:rPr>
@@ -903,6 +1002,7 @@
     </w:p>
     <w:p>
       <w:pPr>
+        <w:jc w:val="both"/>
         <w:rPr>
           <w:rFonts w:ascii="Garamond" w:hAnsi="Garamond"/>
         </w:rPr>
@@ -924,6 +1024,7 @@
     </w:p>
     <w:p>
       <w:pPr>
+        <w:jc w:val="both"/>
         <w:rPr>
           <w:rFonts w:ascii="Garamond" w:hAnsi="Garamond"/>
         </w:rPr>
@@ -935,7 +1036,6 @@
         <w:t>** Съгласен съм**</w:t>
       </w:r>
     </w:p>
-    <w:bookmarkEnd w:id="0"/>
     <w:p/>
     <w:sectPr>
       <w:pgSz w:w="11906" w:h="16838"/>
@@ -2261,6 +2361,7 @@
   <w:style w:type="character" w:default="1" w:styleId="a0">
     <w:name w:val="Default Paragraph Font"/>
     <w:uiPriority w:val="1"/>
+    <w:semiHidden/>
     <w:unhideWhenUsed/>
   </w:style>
   <w:style w:type="table" w:default="1" w:styleId="a1">

--- a/public/documents/legal/lead-personal-data-consent-v1.docx
+++ b/public/documents/legal/lead-personal-data-consent-v1.docx
@@ -1,6 +1,6 @@
 
 <file path=word/document.xml><?xml version="1.0" encoding="utf-8"?>
-<w:document xmlns:wpc="http://schemas.microsoft.com/office/word/2010/wordprocessingCanvas" xmlns:cx="http://schemas.microsoft.com/office/drawing/2014/chartex" xmlns:mc="http://schemas.openxmlformats.org/markup-compatibility/2006" xmlns:o="urn:schemas-microsoft-com:office:office" xmlns:r="http://schemas.openxmlformats.org/officeDocument/2006/relationships" xmlns:m="http://schemas.openxmlformats.org/officeDocument/2006/math" xmlns:v="urn:schemas-microsoft-com:vml" xmlns:wp14="http://schemas.microsoft.com/office/word/2010/wordprocessingDrawing" xmlns:wp="http://schemas.openxmlformats.org/drawingml/2006/wordprocessingDrawing" xmlns:w10="urn:schemas-microsoft-com:office:word" xmlns:w="http://schemas.openxmlformats.org/wordprocessingml/2006/main" xmlns:w14="http://schemas.microsoft.com/office/word/2010/wordml" xmlns:w15="http://schemas.microsoft.com/office/word/2012/wordml" xmlns:w16se="http://schemas.microsoft.com/office/word/2015/wordml/symex" xmlns:wpg="http://schemas.microsoft.com/office/word/2010/wordprocessingGroup" xmlns:wpi="http://schemas.microsoft.com/office/word/2010/wordprocessingInk" xmlns:wne="http://schemas.microsoft.com/office/word/2006/wordml" xmlns:wps="http://schemas.microsoft.com/office/word/2010/wordprocessingShape" mc:Ignorable="w14 w15 w16se wp14">
+<w:document xmlns:wpc="http://schemas.microsoft.com/office/word/2010/wordprocessingCanvas" xmlns:cx="http://schemas.microsoft.com/office/drawing/2014/chartex" xmlns:cx1="http://schemas.microsoft.com/office/drawing/2015/9/8/chartex" xmlns:cx2="http://schemas.microsoft.com/office/drawing/2015/10/21/chartex" xmlns:cx3="http://schemas.microsoft.com/office/drawing/2016/5/9/chartex" xmlns:cx4="http://schemas.microsoft.com/office/drawing/2016/5/10/chartex" xmlns:cx5="http://schemas.microsoft.com/office/drawing/2016/5/11/chartex" xmlns:cx6="http://schemas.microsoft.com/office/drawing/2016/5/12/chartex" xmlns:cx7="http://schemas.microsoft.com/office/drawing/2016/5/13/chartex" xmlns:cx8="http://schemas.microsoft.com/office/drawing/2016/5/14/chartex" xmlns:mc="http://schemas.openxmlformats.org/markup-compatibility/2006" xmlns:aink="http://schemas.microsoft.com/office/drawing/2016/ink" xmlns:am3d="http://schemas.microsoft.com/office/drawing/2017/model3d" xmlns:o="urn:schemas-microsoft-com:office:office" xmlns:oel="http://schemas.microsoft.com/office/2019/extlst" xmlns:r="http://schemas.openxmlformats.org/officeDocument/2006/relationships" xmlns:m="http://schemas.openxmlformats.org/officeDocument/2006/math" xmlns:v="urn:schemas-microsoft-com:vml" xmlns:wp14="http://schemas.microsoft.com/office/word/2010/wordprocessingDrawing" xmlns:wp="http://schemas.openxmlformats.org/drawingml/2006/wordprocessingDrawing" xmlns:w10="urn:schemas-microsoft-com:office:word" xmlns:w="http://schemas.openxmlformats.org/wordprocessingml/2006/main" xmlns:w14="http://schemas.microsoft.com/office/word/2010/wordml" xmlns:w15="http://schemas.microsoft.com/office/word/2012/wordml" xmlns:w16cex="http://schemas.microsoft.com/office/word/2018/wordml/cex" xmlns:w16cid="http://schemas.microsoft.com/office/word/2016/wordml/cid" xmlns:w16="http://schemas.microsoft.com/office/word/2018/wordml" xmlns:w16du="http://schemas.microsoft.com/office/word/2023/wordml/word16du" xmlns:w16sdtdh="http://schemas.microsoft.com/office/word/2020/wordml/sdtdatahash" xmlns:w16sdtfl="http://schemas.microsoft.com/office/word/2024/wordml/sdtformatlock" xmlns:w16se="http://schemas.microsoft.com/office/word/2015/wordml/symex" xmlns:wpg="http://schemas.microsoft.com/office/word/2010/wordprocessingGroup" xmlns:wpi="http://schemas.microsoft.com/office/word/2010/wordprocessingInk" xmlns:wne="http://schemas.microsoft.com/office/word/2006/wordml" xmlns:wps="http://schemas.microsoft.com/office/word/2010/wordprocessingShape" mc:Ignorable="w14 w15 w16se w16cid w16 w16cex w16sdtdh w16sdtfl w16du wp14">
   <w:body>
     <w:p>
       <w:pPr>
@@ -71,8 +71,6 @@
         </w:rPr>
         <w:t>данни взети от първоначалното запитване на клиент,</w:t>
       </w:r>
-      <w:bookmarkStart w:id="0" w:name="_GoBack"/>
-      <w:bookmarkEnd w:id="0"/>
     </w:p>
     <w:p>
       <w:pPr>
@@ -113,6 +111,9 @@
         <w:jc w:val="both"/>
         <w:rPr>
           <w:rFonts w:ascii="Garamond" w:hAnsi="Garamond"/>
+          <w:b/>
+          <w:bCs/>
+          <w:lang w:val="ru-RU"/>
         </w:rPr>
       </w:pPr>
       <w:r>
@@ -135,14 +136,24 @@
         </w:rPr>
         <w:t>"</w:t>
       </w:r>
+      <w:r>
+        <w:rPr>
+          <w:rFonts w:ascii="Garamond" w:hAnsi="Garamond"/>
+          <w:b/>
+          <w:bCs/>
+          <w:lang w:val="ru-RU"/>
+        </w:rPr>
+        <w:t xml:space="preserve">Д – </w:t>
+      </w:r>
       <w:proofErr w:type="spellStart"/>
       <w:r>
         <w:rPr>
           <w:rFonts w:ascii="Garamond" w:hAnsi="Garamond"/>
           <w:b/>
           <w:bCs/>
-        </w:rPr>
-        <w:t>РеКредо</w:t>
+          <w:lang w:val="ru-RU"/>
+        </w:rPr>
+        <w:t>Консултинг</w:t>
       </w:r>
       <w:proofErr w:type="spellEnd"/>
       <w:r>
@@ -150,62 +161,114 @@
           <w:rFonts w:ascii="Garamond" w:hAnsi="Garamond"/>
           <w:b/>
           <w:bCs/>
-        </w:rPr>
-        <w:t xml:space="preserve"> Консулт" ДПК с ЕИК 208669746, със седалище и адрес на управление в гр. Пловдив, р-н Северен, ул. "Полковник Сава </w:t>
-      </w:r>
-      <w:proofErr w:type="spellStart"/>
-      <w:r>
-        <w:rPr>
-          <w:rFonts w:ascii="Garamond" w:hAnsi="Garamond"/>
-          <w:b/>
-          <w:bCs/>
-        </w:rPr>
-        <w:t>Муткуров</w:t>
-      </w:r>
-      <w:proofErr w:type="spellEnd"/>
-      <w:r>
-        <w:rPr>
-          <w:rFonts w:ascii="Garamond" w:hAnsi="Garamond"/>
-          <w:b/>
-          <w:bCs/>
-        </w:rPr>
-        <w:t xml:space="preserve">" № 30, </w:t>
-      </w:r>
-      <w:proofErr w:type="spellStart"/>
-      <w:r>
-        <w:rPr>
-          <w:rFonts w:ascii="Garamond" w:hAnsi="Garamond"/>
-          <w:b/>
-          <w:bCs/>
-        </w:rPr>
-        <w:t>ет</w:t>
-      </w:r>
-      <w:proofErr w:type="spellEnd"/>
-      <w:r>
-        <w:rPr>
-          <w:rFonts w:ascii="Garamond" w:hAnsi="Garamond"/>
-          <w:b/>
-          <w:bCs/>
-        </w:rPr>
-        <w:t xml:space="preserve"> 1, </w:t>
-      </w:r>
-      <w:proofErr w:type="spellStart"/>
-      <w:r>
-        <w:rPr>
-          <w:rFonts w:ascii="Garamond" w:hAnsi="Garamond"/>
-          <w:b/>
-          <w:bCs/>
-        </w:rPr>
-        <w:t>оф</w:t>
-      </w:r>
-      <w:proofErr w:type="spellEnd"/>
-      <w:r>
-        <w:rPr>
-          <w:rFonts w:ascii="Garamond" w:hAnsi="Garamond"/>
-          <w:b/>
-          <w:bCs/>
-        </w:rPr>
-        <w:t xml:space="preserve">. 2 </w:t>
+          <w:lang w:val="ru-RU"/>
+        </w:rPr>
+        <w:t xml:space="preserve"> ЕООД</w:t>
+      </w:r>
+      <w:r>
+        <w:rPr>
+          <w:rFonts w:ascii="Garamond" w:hAnsi="Garamond"/>
+          <w:b/>
+          <w:bCs/>
+        </w:rPr>
+        <w:t xml:space="preserve">" ДПК с ЕИК </w:t>
+      </w:r>
+      <w:r>
+        <w:rPr>
+          <w:rFonts w:ascii="Garamond" w:hAnsi="Garamond"/>
+          <w:b/>
+          <w:bCs/>
+          <w:lang w:val="ru-RU"/>
+        </w:rPr>
+        <w:t>208105051</w:t>
+      </w:r>
+      <w:r>
+        <w:rPr>
+          <w:rFonts w:ascii="Garamond" w:hAnsi="Garamond"/>
+          <w:b/>
+          <w:bCs/>
+        </w:rPr>
+        <w:t>, със седалище и адрес на управление в гр. Пловдив, р-н Северен, ул. "Полковник Сава Муткуров" № 3</w:t>
+      </w:r>
+      <w:r>
+        <w:rPr>
+          <w:rFonts w:ascii="Garamond" w:hAnsi="Garamond"/>
+          <w:b/>
+          <w:bCs/>
+        </w:rPr>
+        <w:t>8</w:t>
+      </w:r>
+      <w:r>
+        <w:rPr>
+          <w:rFonts w:ascii="Garamond" w:hAnsi="Garamond"/>
+          <w:b/>
+          <w:bCs/>
+        </w:rPr>
+        <w:t>,</w:t>
+      </w:r>
+      <w:r>
+        <w:rPr>
+          <w:rFonts w:ascii="Garamond" w:hAnsi="Garamond"/>
+          <w:b/>
+          <w:bCs/>
+        </w:rPr>
+        <w:t xml:space="preserve"> вход А</w:t>
+      </w:r>
+      <w:r>
+        <w:rPr>
+          <w:rFonts w:ascii="Garamond" w:hAnsi="Garamond"/>
+          <w:b/>
+          <w:bCs/>
+        </w:rPr>
+        <w:t xml:space="preserve"> ет</w:t>
+      </w:r>
+      <w:r>
+        <w:rPr>
+          <w:rFonts w:ascii="Garamond" w:hAnsi="Garamond"/>
+          <w:b/>
+          <w:bCs/>
+        </w:rPr>
+        <w:t>.</w:t>
+      </w:r>
+      <w:r>
+        <w:rPr>
+          <w:rFonts w:ascii="Garamond" w:hAnsi="Garamond"/>
+          <w:b/>
+          <w:bCs/>
+        </w:rPr>
+        <w:t xml:space="preserve"> </w:t>
+      </w:r>
+      <w:r>
+        <w:rPr>
+          <w:rFonts w:ascii="Garamond" w:hAnsi="Garamond"/>
+          <w:b/>
+          <w:bCs/>
+        </w:rPr>
+        <w:t>3</w:t>
+      </w:r>
+      <w:r>
+        <w:rPr>
+          <w:rFonts w:ascii="Garamond" w:hAnsi="Garamond"/>
+          <w:b/>
+          <w:bCs/>
+        </w:rPr>
+        <w:t xml:space="preserve">, </w:t>
+      </w:r>
+      <w:r>
+        <w:rPr>
+          <w:rFonts w:ascii="Garamond" w:hAnsi="Garamond"/>
+          <w:b/>
+          <w:bCs/>
+        </w:rPr>
+        <w:t>ап. 7</w:t>
+      </w:r>
+      <w:r>
+        <w:rPr>
+          <w:rFonts w:ascii="Garamond" w:hAnsi="Garamond"/>
+          <w:b/>
+          <w:bCs/>
+        </w:rPr>
+        <w:t xml:space="preserve"> </w:t>
       </w:r>
       <w:r>
         <w:rPr>
@@ -1048,7 +1111,7 @@
 </file>
 
 <file path=word/numbering.xml><?xml version="1.0" encoding="utf-8"?>
-<w:numbering xmlns:wpc="http://schemas.microsoft.com/office/word/2010/wordprocessingCanvas" xmlns:cx="http://schemas.microsoft.com/office/drawing/2014/chartex" xmlns:mc="http://schemas.openxmlformats.org/markup-compatibility/2006" xmlns:o="urn:schemas-microsoft-com:office:office" xmlns:r="http://schemas.openxmlformats.org/officeDocument/2006/relationships" xmlns:m="http://schemas.openxmlformats.org/officeDocument/2006/math" xmlns:v="urn:schemas-microsoft-com:vml" xmlns:wp14="http://schemas.microsoft.com/office/word/2010/wordprocessingDrawing" xmlns:wp="http://schemas.openxmlformats.org/drawingml/2006/wordprocessingDrawing" xmlns:w10="urn:schemas-microsoft-com:office:word" xmlns:w="http://schemas.openxmlformats.org/wordprocessingml/2006/main" xmlns:w14="http://schemas.microsoft.com/office/word/2010/wordml" xmlns:w15="http://schemas.microsoft.com/office/word/2012/wordml" xmlns:w16se="http://schemas.microsoft.com/office/word/2015/wordml/symex" xmlns:wpg="http://schemas.microsoft.com/office/word/2010/wordprocessingGroup" xmlns:wpi="http://schemas.microsoft.com/office/word/2010/wordprocessingInk" xmlns:wne="http://schemas.microsoft.com/office/word/2006/wordml" xmlns:wps="http://schemas.microsoft.com/office/word/2010/wordprocessingShape" mc:Ignorable="w14 w15 w16se wp14">
+<w:numbering xmlns:wpc="http://schemas.microsoft.com/office/word/2010/wordprocessingCanvas" xmlns:cx="http://schemas.microsoft.com/office/drawing/2014/chartex" xmlns:cx1="http://schemas.microsoft.com/office/drawing/2015/9/8/chartex" xmlns:cx2="http://schemas.microsoft.com/office/drawing/2015/10/21/chartex" xmlns:cx3="http://schemas.microsoft.com/office/drawing/2016/5/9/chartex" xmlns:cx4="http://schemas.microsoft.com/office/drawing/2016/5/10/chartex" xmlns:cx5="http://schemas.microsoft.com/office/drawing/2016/5/11/chartex" xmlns:cx6="http://schemas.microsoft.com/office/drawing/2016/5/12/chartex" xmlns:cx7="http://schemas.microsoft.com/office/drawing/2016/5/13/chartex" xmlns:cx8="http://schemas.microsoft.com/office/drawing/2016/5/14/chartex" xmlns:mc="http://schemas.openxmlformats.org/markup-compatibility/2006" xmlns:aink="http://schemas.microsoft.com/office/drawing/2016/ink" xmlns:am3d="http://schemas.microsoft.com/office/drawing/2017/model3d" xmlns:o="urn:schemas-microsoft-com:office:office" xmlns:oel="http://schemas.microsoft.com/office/2019/extlst" xmlns:r="http://schemas.openxmlformats.org/officeDocument/2006/relationships" xmlns:m="http://schemas.openxmlformats.org/officeDocument/2006/math" xmlns:v="urn:schemas-microsoft-com:vml" xmlns:wp14="http://schemas.microsoft.com/office/word/2010/wordprocessingDrawing" xmlns:wp="http://schemas.openxmlformats.org/drawingml/2006/wordprocessingDrawing" xmlns:w10="urn:schemas-microsoft-com:office:word" xmlns:w="http://schemas.openxmlformats.org/wordprocessingml/2006/main" xmlns:w14="http://schemas.microsoft.com/office/word/2010/wordml" xmlns:w15="http://schemas.microsoft.com/office/word/2012/wordml" xmlns:w16cex="http://schemas.microsoft.com/office/word/2018/wordml/cex" xmlns:w16cid="http://schemas.microsoft.com/office/word/2016/wordml/cid" xmlns:w16="http://schemas.microsoft.com/office/word/2018/wordml" xmlns:w16du="http://schemas.microsoft.com/office/word/2023/wordml/word16du" xmlns:w16sdtdh="http://schemas.microsoft.com/office/word/2020/wordml/sdtdatahash" xmlns:w16sdtfl="http://schemas.microsoft.com/office/word/2024/wordml/sdtformatlock" xmlns:w16se="http://schemas.microsoft.com/office/word/2015/wordml/symex" xmlns:wpg="http://schemas.microsoft.com/office/word/2010/wordprocessingGroup" xmlns:wpi="http://schemas.microsoft.com/office/word/2010/wordprocessingInk" xmlns:wne="http://schemas.microsoft.com/office/word/2006/wordml" xmlns:wps="http://schemas.microsoft.com/office/word/2010/wordprocessingShape" mc:Ignorable="w14 w15 w16se w16cid w16 w16cex w16sdtdh w16sdtfl w16du wp14">
   <w:abstractNum w:abstractNumId="0" w15:restartNumberingAfterBreak="0">
     <w:nsid w:val="04EF69E3"/>
     <w:multiLevelType w:val="multilevel"/>
@@ -1943,29 +2006,29 @@
       </w:rPr>
     </w:lvl>
   </w:abstractNum>
-  <w:num w:numId="1">
+  <w:num w:numId="1" w16cid:durableId="1422920078">
     <w:abstractNumId w:val="2"/>
   </w:num>
-  <w:num w:numId="2">
+  <w:num w:numId="2" w16cid:durableId="1322809381">
     <w:abstractNumId w:val="3"/>
   </w:num>
-  <w:num w:numId="3">
+  <w:num w:numId="3" w16cid:durableId="989284130">
     <w:abstractNumId w:val="0"/>
   </w:num>
-  <w:num w:numId="4">
+  <w:num w:numId="4" w16cid:durableId="1484152373">
     <w:abstractNumId w:val="1"/>
   </w:num>
-  <w:num w:numId="5">
+  <w:num w:numId="5" w16cid:durableId="904031726">
     <w:abstractNumId w:val="4"/>
   </w:num>
-  <w:num w:numId="6">
+  <w:num w:numId="6" w16cid:durableId="1992825559">
     <w:abstractNumId w:val="5"/>
   </w:num>
 </w:numbering>
 </file>
 
 <file path=word/styles.xml><?xml version="1.0" encoding="utf-8"?>
-<w:styles xmlns:mc="http://schemas.openxmlformats.org/markup-compatibility/2006" xmlns:r="http://schemas.openxmlformats.org/officeDocument/2006/relationships" xmlns:w="http://schemas.openxmlformats.org/wordprocessingml/2006/main" xmlns:w14="http://schemas.microsoft.com/office/word/2010/wordml" xmlns:w15="http://schemas.microsoft.com/office/word/2012/wordml" xmlns:w16se="http://schemas.microsoft.com/office/word/2015/wordml/symex" mc:Ignorable="w14 w15 w16se">
+<w:styles xmlns:mc="http://schemas.openxmlformats.org/markup-compatibility/2006" xmlns:r="http://schemas.openxmlformats.org/officeDocument/2006/relationships" xmlns:w="http://schemas.openxmlformats.org/wordprocessingml/2006/main" xmlns:w14="http://schemas.microsoft.com/office/word/2010/wordml" xmlns:w15="http://schemas.microsoft.com/office/word/2012/wordml" xmlns:w16cex="http://schemas.microsoft.com/office/word/2018/wordml/cex" xmlns:w16cid="http://schemas.microsoft.com/office/word/2016/wordml/cid" xmlns:w16="http://schemas.microsoft.com/office/word/2018/wordml" xmlns:w16du="http://schemas.microsoft.com/office/word/2023/wordml/word16du" xmlns:w16sdtdh="http://schemas.microsoft.com/office/word/2020/wordml/sdtdatahash" xmlns:w16sdtfl="http://schemas.microsoft.com/office/word/2024/wordml/sdtformatlock" xmlns:w16se="http://schemas.microsoft.com/office/word/2015/wordml/symex" mc:Ignorable="w14 w15 w16se w16cid w16 w16cex w16sdtdh w16sdtfl w16du">
   <w:docDefaults>
     <w:rPrDefault>
       <w:rPr>
@@ -1981,7 +2044,7 @@
       </w:pPr>
     </w:pPrDefault>
   </w:docDefaults>
-  <w:latentStyles w:defLockedState="0" w:defUIPriority="99" w:defSemiHidden="0" w:defUnhideWhenUsed="0" w:defQFormat="0" w:count="371">
+  <w:latentStyles w:defLockedState="0" w:defUIPriority="99" w:defSemiHidden="0" w:defUnhideWhenUsed="0" w:defQFormat="0" w:count="376">
     <w:lsdException w:name="Normal" w:uiPriority="0" w:qFormat="1"/>
     <w:lsdException w:name="heading 1" w:uiPriority="9" w:qFormat="1"/>
     <w:lsdException w:name="heading 2" w:semiHidden="1" w:uiPriority="9" w:unhideWhenUsed="1" w:qFormat="1"/>
@@ -2353,6 +2416,11 @@
     <w:lsdException w:name="List Table 5 Dark Accent 6" w:uiPriority="50"/>
     <w:lsdException w:name="List Table 6 Colorful Accent 6" w:uiPriority="51"/>
     <w:lsdException w:name="List Table 7 Colorful Accent 6" w:uiPriority="52"/>
+    <w:lsdException w:name="Mention" w:semiHidden="1" w:unhideWhenUsed="1"/>
+    <w:lsdException w:name="Smart Hyperlink" w:semiHidden="1" w:unhideWhenUsed="1"/>
+    <w:lsdException w:name="Hashtag" w:semiHidden="1" w:unhideWhenUsed="1"/>
+    <w:lsdException w:name="Unresolved Mention" w:semiHidden="1" w:unhideWhenUsed="1"/>
+    <w:lsdException w:name="Smart Link" w:semiHidden="1" w:unhideWhenUsed="1"/>
   </w:latentStyles>
   <w:style w:type="paragraph" w:default="1" w:styleId="a">
     <w:name w:val="Normal"/>
@@ -2361,7 +2429,6 @@
   <w:style w:type="character" w:default="1" w:styleId="a0">
     <w:name w:val="Default Paragraph Font"/>
     <w:uiPriority w:val="1"/>
-    <w:semiHidden/>
     <w:unhideWhenUsed/>
   </w:style>
   <w:style w:type="table" w:default="1" w:styleId="a1">
